--- a/nexidoc/Nexi_Purchasing_Module_Design_v21.49.docx
+++ b/nexidoc/Nexi_Purchasing_Module_Design_v21.49.docx
@@ -379,7 +379,7 @@
           <w:b w:val="0"/>
           <w:i w:val="0"/>
         </w:rPr>
-        <w:t>The audit workbook lists 71 findings across these four paths: 5 critical (money or stock lost today), 16 high, 29 medium, 21 low. The five critical ones are fixed first, before the rebuild, because they bite now: a purchase request that deducts stock, double payment through the invoice match, open permissions, colliding document numbers, and the SOS write stub.</w:t>
+        <w:t>The audit workbook lists 84 findings across these four paths: 5 critical (money or stock lost today), 20 high, 35 medium, 24 low. The five critical ones are fixed first, before the rebuild, because they bite now: a purchase request that deducts stock, double payment through the invoice match, open permissions, colliding document numbers, and the SOS write stub.</w:t>
       </w:r>
     </w:p>
     <w:p>
